--- a/rapports/2026-06-06/EQ8/EQ8_enq2_v2/DR_071202010032/11-25-60-13.docx
+++ b/rapports/2026-06-06/EQ8/EQ8_enq2_v2/DR_071202010032/11-25-60-13.docx
@@ -297,7 +297,7 @@
           <w:color w:val="1F6FEB"/>
           <w:sz w:val="22"/>
         </w:rPr>
-        <w:t>⚠ INCOHÉRENCES À CORRIGER (58)</w:t>
+        <w:t>⚠ INCOHÉRENCES À CORRIGER (55)</w:t>
       </w:r>
     </w:p>
     <w:tbl>
@@ -1534,7 +1534,7 @@
                 <w:color w:val="16A34A"/>
                 <w:sz w:val="16"/>
               </w:rPr>
-              <w:t>—</w:t>
+              <w:t>s01q32, s01q36, s01q38, s04q37_modif, s02q33, s02q34, s01q00b</w:t>
             </w:r>
           </w:p>
         </w:tc>
@@ -1565,7 +1565,7 @@
                 <w:i w:val="0"/>
                 <w:sz w:val="17"/>
               </w:rPr>
-              <w:t>Incohérence!!! seulement les écoles privées paient les frais de scolarité (y compris les frais d'inscription).</w:t>
+              <w:t>Peu probable!!! Vu l'âge (14 ans) de DIEYNABA NDIAYE ou l'année à laquelle DIEYNABA NDIAYE a fréquenté l'école pour la dernière fois (.) le dernier diplome de DIEYNABA NDIAYE ne peut être le Certificat d'études primaires (CEP), prière de corriger cette incohérence ou confirmer avec le QG.</w:t>
             </w:r>
           </w:p>
         </w:tc>
@@ -1598,7 +1598,7 @@
                 <w:i w:val="0"/>
                 <w:sz w:val="16"/>
               </w:rPr>
-              <w:t>S02</w:t>
+              <w:t>S11</w:t>
               <w:br/>
             </w:r>
             <w:r>
@@ -1608,7 +1608,7 @@
                 <w:color w:val="64748B"/>
                 <w:sz w:val="14"/>
               </w:rPr>
-              <w:t>Éducation</w:t>
+              <w:t>Logement / cadre de vie</w:t>
             </w:r>
           </w:p>
         </w:tc>
@@ -1624,7 +1624,7 @@
                 <w:color w:val="16A34A"/>
                 <w:sz w:val="16"/>
               </w:rPr>
-              <w:t>s01q32, s01q36, s01q38, s04q37_modif, s02q33, s02q34, s01q00b</w:t>
+              <w:t>—</w:t>
             </w:r>
           </w:p>
         </w:tc>
@@ -1655,7 +1655,7 @@
                 <w:i w:val="0"/>
                 <w:sz w:val="17"/>
               </w:rPr>
-              <w:t>Peu probable!!! Vu l'âge (14 ans) de DIEYNABA NDIAYE ou l'année à laquelle DIEYNABA NDIAYE a fréquenté l'école pour la dernière fois (.) le dernier diplome de DIEYNABA NDIAYE ne peut être le Certificat d'études primaires (CEP), prière de corriger cette incohérence ou confirmer avec le QG.</w:t>
+              <w:t>Le type de logement est Maison à Etage et le principal matériau de toit est Tôles qui semble incohérent.</w:t>
             </w:r>
           </w:p>
         </w:tc>
@@ -1670,10 +1670,10 @@
               <w:rPr>
                 <w:b/>
                 <w:i w:val="0"/>
-                <w:color w:val="DC2626"/>
+                <w:color w:val="EA580C"/>
                 <w:sz w:val="16"/>
               </w:rPr>
-              <w:t>Haute</w:t>
+              <w:t>Moyenne</w:t>
             </w:r>
           </w:p>
         </w:tc>
@@ -1688,7 +1688,7 @@
                 <w:i w:val="0"/>
                 <w:sz w:val="16"/>
               </w:rPr>
-              <w:t>S11</w:t>
+              <w:t>S00</w:t>
               <w:br/>
             </w:r>
             <w:r>
@@ -1698,7 +1698,7 @@
                 <w:color w:val="64748B"/>
                 <w:sz w:val="14"/>
               </w:rPr>
-              <w:t>Logement / cadre de vie</w:t>
+              <w:t>Identification</w:t>
             </w:r>
           </w:p>
         </w:tc>
@@ -1745,7 +1745,7 @@
                 <w:i w:val="0"/>
                 <w:sz w:val="17"/>
               </w:rPr>
-              <w:t>Le type de logement est Maison à Etage et le principal matériau de toit est Tôles qui semble incohérent.</w:t>
+              <w:t>L'adresse ou la localisation du ménage doit être bien renseignée, ne doit pas contenir des numéros de téléphone et elle semble courte pour être une adresse.</w:t>
             </w:r>
           </w:p>
         </w:tc>
@@ -1835,7 +1835,7 @@
                 <w:i w:val="0"/>
                 <w:sz w:val="17"/>
               </w:rPr>
-              <w:t>L'adresse ou la localisation du ménage doit être bien renseignée, ne doit pas contenir des numéros de téléphone et elle semble courte pour être une adresse.</w:t>
+              <w:t>Prière de renseigner la bonne adresse.</w:t>
             </w:r>
           </w:p>
         </w:tc>
@@ -1868,7 +1868,7 @@
                 <w:i w:val="0"/>
                 <w:sz w:val="16"/>
               </w:rPr>
-              <w:t>S00</w:t>
+              <w:t>S01</w:t>
               <w:br/>
             </w:r>
             <w:r>
@@ -1878,7 +1878,7 @@
                 <w:color w:val="64748B"/>
                 <w:sz w:val="14"/>
               </w:rPr>
-              <w:t>Identification</w:t>
+              <w:t>Démographie</w:t>
             </w:r>
           </w:p>
         </w:tc>
@@ -1894,7 +1894,7 @@
                 <w:color w:val="16A34A"/>
                 <w:sz w:val="16"/>
               </w:rPr>
-              <w:t>—</w:t>
+              <w:t>s01q23, s01q00b, s01q23_autre</w:t>
             </w:r>
           </w:p>
         </w:tc>
@@ -1925,7 +1925,7 @@
                 <w:i w:val="0"/>
                 <w:sz w:val="17"/>
               </w:rPr>
-              <w:t>Prière de renseigner la bonne adresse.</w:t>
+              <w:t>La raison principale pour laquelle que ALIMA FAYE est venu vivre dans cette localité est Donné à un autre parent et semble exister dans les modalités, prière de prendre attache avec le QG pour plus d'explication afin de la classer bien.</w:t>
             </w:r>
           </w:p>
         </w:tc>
@@ -1984,7 +1984,7 @@
                 <w:color w:val="16A34A"/>
                 <w:sz w:val="16"/>
               </w:rPr>
-              <w:t>s01q23, s01q00b, s01q23_autre</w:t>
+              <w:t>—</w:t>
             </w:r>
           </w:p>
         </w:tc>
@@ -2015,7 +2015,7 @@
                 <w:i w:val="0"/>
                 <w:sz w:val="17"/>
               </w:rPr>
-              <w:t>La raison principale pour laquelle que ALIMA FAYE est venu vivre dans cette localité est Donné à un autre parent et semble exister dans les modalités, prière de prendre attache avec le QG pour plus d'explication afin de la classer bien.</w:t>
+              <w:t>Prière de verifier l'information donnée par DIEYNABA NDIAYE ou corriger au niveau de la section 1.</w:t>
             </w:r>
           </w:p>
         </w:tc>
@@ -2105,7 +2105,7 @@
                 <w:i w:val="0"/>
                 <w:sz w:val="17"/>
               </w:rPr>
-              <w:t>Prière de verifier l'information donnée par DIEYNABA NDIAYE ou corriger au niveau de la section 1.</w:t>
+              <w:t>Prière de verifier l'information donnée par KHADY NDIAYE ou corriger au niveau de la section 1.</w:t>
             </w:r>
           </w:p>
         </w:tc>
@@ -2195,7 +2195,7 @@
                 <w:i w:val="0"/>
                 <w:sz w:val="17"/>
               </w:rPr>
-              <w:t>Prière de verifier l'information donnée par KHADY NDIAYE ou corriger au niveau de la section 1.</w:t>
+              <w:t>Prière de verifier l'information donnée par MARIAMA NDIAYE ou corriger au niveau de la section 1.</w:t>
             </w:r>
           </w:p>
         </w:tc>
@@ -2254,7 +2254,7 @@
                 <w:color w:val="16A34A"/>
                 <w:sz w:val="16"/>
               </w:rPr>
-              <w:t>—</w:t>
+              <w:t>s01q10_1</w:t>
             </w:r>
           </w:p>
         </w:tc>
@@ -2285,277 +2285,7 @@
                 <w:i w:val="0"/>
                 <w:sz w:val="17"/>
               </w:rPr>
-              <w:t>Prière de verifier l'information donnée par MARIAMA NDIAYE ou corriger au niveau de la section 1.</w:t>
-            </w:r>
-          </w:p>
-        </w:tc>
-      </w:tr>
-      <w:tr>
-        <w:tc>
-          <w:tcPr>
-            <w:tcW w:type="dxa" w:w="964"/>
-          </w:tcPr>
-          <w:p>
-            <w:r>
-              <w:rPr>
-                <w:b/>
-                <w:i w:val="0"/>
-                <w:color w:val="EA580C"/>
-                <w:sz w:val="16"/>
-              </w:rPr>
-              <w:t>Moyenne</w:t>
-            </w:r>
-          </w:p>
-        </w:tc>
-        <w:tc>
-          <w:tcPr>
-            <w:tcW w:type="dxa" w:w="1247"/>
-          </w:tcPr>
-          <w:p>
-            <w:r>
-              <w:rPr>
-                <w:b/>
-                <w:i w:val="0"/>
-                <w:sz w:val="16"/>
-              </w:rPr>
-              <w:t>S01</w:t>
-              <w:br/>
-            </w:r>
-            <w:r>
-              <w:rPr>
-                <w:b w:val="0"/>
-                <w:i w:val="0"/>
-                <w:color w:val="64748B"/>
-                <w:sz w:val="14"/>
-              </w:rPr>
-              <w:t>Démographie</w:t>
-            </w:r>
-          </w:p>
-        </w:tc>
-        <w:tc>
-          <w:tcPr>
-            <w:tcW w:type="dxa" w:w="1531"/>
-          </w:tcPr>
-          <w:p>
-            <w:r>
-              <w:rPr>
-                <w:b/>
-                <w:i w:val="0"/>
-                <w:color w:val="16A34A"/>
-                <w:sz w:val="16"/>
-              </w:rPr>
-              <w:t>s01q10_1</w:t>
-            </w:r>
-          </w:p>
-        </w:tc>
-        <w:tc>
-          <w:tcPr>
-            <w:tcW w:type="dxa" w:w="1191"/>
-          </w:tcPr>
-          <w:p>
-            <w:r>
-              <w:rPr>
-                <w:b w:val="0"/>
-                <w:i w:val="0"/>
-                <w:color w:val="64748B"/>
-                <w:sz w:val="16"/>
-              </w:rPr>
-              <w:t>GT-CQ</w:t>
-            </w:r>
-          </w:p>
-        </w:tc>
-        <w:tc>
-          <w:tcPr>
-            <w:tcW w:type="dxa" w:w="4706"/>
-          </w:tcPr>
-          <w:p>
-            <w:r>
-              <w:rPr>
-                <w:b w:val="0"/>
-                <w:i w:val="0"/>
-                <w:sz w:val="17"/>
-              </w:rPr>
               <w:t>La taille du ménage lors de l'enquête principale (5) de ce ménage est inférieur à la taille du denombrement (7), prière de fournir des explications concrètes ou aller revisiter le ménage.</w:t>
-            </w:r>
-          </w:p>
-        </w:tc>
-      </w:tr>
-      <w:tr>
-        <w:tc>
-          <w:tcPr>
-            <w:tcW w:type="dxa" w:w="964"/>
-          </w:tcPr>
-          <w:p>
-            <w:r>
-              <w:rPr>
-                <w:b/>
-                <w:i w:val="0"/>
-                <w:color w:val="EA580C"/>
-                <w:sz w:val="16"/>
-              </w:rPr>
-              <w:t>Moyenne</w:t>
-            </w:r>
-          </w:p>
-        </w:tc>
-        <w:tc>
-          <w:tcPr>
-            <w:tcW w:type="dxa" w:w="1247"/>
-          </w:tcPr>
-          <w:p>
-            <w:r>
-              <w:rPr>
-                <w:b/>
-                <w:i w:val="0"/>
-                <w:sz w:val="16"/>
-              </w:rPr>
-              <w:t>S02</w:t>
-              <w:br/>
-            </w:r>
-            <w:r>
-              <w:rPr>
-                <w:b w:val="0"/>
-                <w:i w:val="0"/>
-                <w:color w:val="64748B"/>
-                <w:sz w:val="14"/>
-              </w:rPr>
-              <w:t>Éducation</w:t>
-            </w:r>
-          </w:p>
-        </w:tc>
-        <w:tc>
-          <w:tcPr>
-            <w:tcW w:type="dxa" w:w="1531"/>
-          </w:tcPr>
-          <w:p>
-            <w:r>
-              <w:rPr>
-                <w:b/>
-                <w:i w:val="0"/>
-                <w:color w:val="16A34A"/>
-                <w:sz w:val="16"/>
-              </w:rPr>
-              <w:t>—</w:t>
-            </w:r>
-          </w:p>
-        </w:tc>
-        <w:tc>
-          <w:tcPr>
-            <w:tcW w:type="dxa" w:w="1191"/>
-          </w:tcPr>
-          <w:p>
-            <w:r>
-              <w:rPr>
-                <w:b w:val="0"/>
-                <w:i w:val="0"/>
-                <w:color w:val="64748B"/>
-                <w:sz w:val="16"/>
-              </w:rPr>
-              <w:t>GT-CQ</w:t>
-            </w:r>
-          </w:p>
-        </w:tc>
-        <w:tc>
-          <w:tcPr>
-            <w:tcW w:type="dxa" w:w="4706"/>
-          </w:tcPr>
-          <w:p>
-            <w:r>
-              <w:rPr>
-                <w:b w:val="0"/>
-                <w:i w:val="0"/>
-                <w:sz w:val="17"/>
-              </w:rPr>
-              <w:t>veuillez, s'il vous plait, confirmer les frais de scolarité ( 5000 FCFA) payée de DIEYNABA NDIAYE avec le QG ou apporter les corrections nécessaires.</w:t>
-            </w:r>
-          </w:p>
-        </w:tc>
-      </w:tr>
-      <w:tr>
-        <w:tc>
-          <w:tcPr>
-            <w:tcW w:type="dxa" w:w="964"/>
-          </w:tcPr>
-          <w:p>
-            <w:r>
-              <w:rPr>
-                <w:b/>
-                <w:i w:val="0"/>
-                <w:color w:val="EA580C"/>
-                <w:sz w:val="16"/>
-              </w:rPr>
-              <w:t>Moyenne</w:t>
-            </w:r>
-          </w:p>
-        </w:tc>
-        <w:tc>
-          <w:tcPr>
-            <w:tcW w:type="dxa" w:w="1247"/>
-          </w:tcPr>
-          <w:p>
-            <w:r>
-              <w:rPr>
-                <w:b/>
-                <w:i w:val="0"/>
-                <w:sz w:val="16"/>
-              </w:rPr>
-              <w:t>S02</w:t>
-              <w:br/>
-            </w:r>
-            <w:r>
-              <w:rPr>
-                <w:b w:val="0"/>
-                <w:i w:val="0"/>
-                <w:color w:val="64748B"/>
-                <w:sz w:val="14"/>
-              </w:rPr>
-              <w:t>Éducation</w:t>
-            </w:r>
-          </w:p>
-        </w:tc>
-        <w:tc>
-          <w:tcPr>
-            <w:tcW w:type="dxa" w:w="1531"/>
-          </w:tcPr>
-          <w:p>
-            <w:r>
-              <w:rPr>
-                <w:b/>
-                <w:i w:val="0"/>
-                <w:color w:val="16A34A"/>
-                <w:sz w:val="16"/>
-              </w:rPr>
-              <w:t>—</w:t>
-            </w:r>
-          </w:p>
-        </w:tc>
-        <w:tc>
-          <w:tcPr>
-            <w:tcW w:type="dxa" w:w="1191"/>
-          </w:tcPr>
-          <w:p>
-            <w:r>
-              <w:rPr>
-                <w:b w:val="0"/>
-                <w:i w:val="0"/>
-                <w:color w:val="64748B"/>
-                <w:sz w:val="16"/>
-              </w:rPr>
-              <w:t>GT-CQ</w:t>
-            </w:r>
-          </w:p>
-        </w:tc>
-        <w:tc>
-          <w:tcPr>
-            <w:tcW w:type="dxa" w:w="4706"/>
-          </w:tcPr>
-          <w:p>
-            <w:r>
-              <w:rPr>
-                <w:b w:val="0"/>
-                <w:i w:val="0"/>
-                <w:sz w:val="17"/>
-              </w:rPr>
-              <w:t>veuillez, s'il vous plait, confirmer les frais de scolarité ( 5000 FCFA) payée de MARIAMA NDIAYE avec le QG ou apporter les corrections nécessaires.</w:t>
             </w:r>
           </w:p>
         </w:tc>
